--- a/content-src/docx/R G 2001 04 07 Heaney Electric Light.docx
+++ b/content-src/docx/R G 2001 04 07 Heaney Electric Light.docx
@@ -57,6 +57,9 @@
     <w:p>
       <w:r>
         <w:t xml:space="preserve">&lt;quote&gt;The famous</w:t>
+      </w:r>
+      <w:r>
+        <w:br/>
       </w:r>
       <w:r>
         <w:br/>

--- a/content-src/docx/R G 2001 04 07 Heaney Electric Light.docx
+++ b/content-src/docx/R G 2001 04 07 Heaney Electric Light.docx
@@ -108,7 +108,7 @@
     </w:p>
     <w:p>
       <w:r>
-        <w:t xml:space="preserve">Now, there is no shortage of self-criticism (or apparent self-criticism) in Heaney’s work. In “Station Island”, the dead cousin he years earlier memorialised in “The Strand at Lough Beg” ripostes: “You confused evasion and artistic tact . . . / I accuse you / . . . for the way you whitewashed ugliness and drew / the lovely blinds of the Purgatorio / and saccharined my death with morning dew”. It’s true, too: in the earlier poem, there were references to Sweeney and Dante, two of Heaney’s favourite resources, and a cleansing image. In “Station Island”, Heaney seems to accept the accusation (he doesn’t answer back, and the poem is full of statements of guilt, self-loathing, apology), but in fact is released by the shade of Joyce, who tells him “don’t be so earnest, // so ready for the sackcloth and the ashes. / Let go, let fly, forget.”</w:t>
+        <w:t xml:space="preserve">Now, there is no shortage of self-criticism (or apparent self-criticism) in Heaney’s work. In “Station Island”, the dead cousin he years earlier memorialised in “The Strand at Lough Beg” ripostes: “You confused evasion and artistic tact… / I accuse you / … for the way you whitewashed ugliness and drew / the lovely blinds of the Purgatorio / and saccharined my death with morning dew”. It’s true, too: in the earlier poem, there were references to Sweeney and Dante, two of Heaney’s favourite resources, and a cleansing image. In “Station Island”, Heaney seems to accept the accusation (he doesn’t answer back, and the poem is full of statements of guilt, self-loathing, apology), but in fact is released by the shade of Joyce, who tells him “don’t be so earnest, // so ready for the sackcloth and the ashes. / Let go, let fly, forget.”</w:t>
       </w:r>
     </w:p>
     <w:p>
@@ -167,7 +167,7 @@
     </w:p>
     <w:p>
       <w:r>
-        <w:t xml:space="preserve">For a poet who wants to avoid being prescriptive – whether about politics or the spiritual – ambiguous, balanced symbols of nature and transcendence are overwhelmingly tempting. “Perch”, with the rhythm, alliteration and assonance that have always been an enjoyable aspect of Heaney’s craft (as they were with Hughes’s), describes the fish as “little flood-slubs, runty and ready . . . guzzling the current, against it, all muscle and slur”. But the metaphysical point is to contrast their stasis with the movement of the river. They are still points in a Heraclitean flux, “in the everything flows and steady go of the world”. It is an attractive poem, an arresting image, beautifully phrased. And the volume as a whole plays with oppositions between drift and solidity, just as previous volumes set up oppositions between working with language and working the land, or between ground and flight, or between the material and the spiritual.</w:t>
+        <w:t xml:space="preserve">For a poet who wants to avoid being prescriptive – whether about politics or the spiritual – ambiguous, balanced symbols of nature and transcendence are overwhelmingly tempting. “Perch”, with the rhythm, alliteration and assonance that have always been an enjoyable aspect of Heaney’s craft (as they were with Hughes’s), describes the fish as “little flood-slubs, runty and ready… guzzling the current, against it, all muscle and slur”. But the metaphysical point is to contrast their stasis with the movement of the river. They are still points in a Heraclitean flux, “in the everything flows and steady go of the world”. It is an attractive poem, an arresting image, beautifully phrased. And the volume as a whole plays with oppositions between drift and solidity, just as previous volumes set up oppositions between working with language and working the land, or between ground and flight, or between the material and the spiritual.</w:t>
       </w:r>
     </w:p>
     <w:p>
